--- a/docs/文书/计设赛/2025物联网应用作品提交要求/03-2-作品信息摘要模板（2025版）V2.docx
+++ b/docs/文书/计设赛/2025物联网应用作品提交要求/03-2-作品信息摘要模板（2025版）V2.docx
@@ -98,19 +98,19 @@
         <w:tblLook w:val="04A0" w:firstRow="1" w:lastRow="0" w:firstColumn="1" w:lastColumn="0" w:noHBand="0" w:noVBand="1"/>
       </w:tblPr>
       <w:tblGrid>
-        <w:gridCol w:w="693"/>
-        <w:gridCol w:w="484"/>
-        <w:gridCol w:w="511"/>
-        <w:gridCol w:w="674"/>
-        <w:gridCol w:w="251"/>
-        <w:gridCol w:w="934"/>
-        <w:gridCol w:w="266"/>
-        <w:gridCol w:w="236"/>
-        <w:gridCol w:w="900"/>
-        <w:gridCol w:w="537"/>
-        <w:gridCol w:w="734"/>
-        <w:gridCol w:w="702"/>
-        <w:gridCol w:w="1437"/>
+        <w:gridCol w:w="686"/>
+        <w:gridCol w:w="458"/>
+        <w:gridCol w:w="582"/>
+        <w:gridCol w:w="767"/>
+        <w:gridCol w:w="248"/>
+        <w:gridCol w:w="916"/>
+        <w:gridCol w:w="264"/>
+        <w:gridCol w:w="234"/>
+        <w:gridCol w:w="895"/>
+        <w:gridCol w:w="515"/>
+        <w:gridCol w:w="726"/>
+        <w:gridCol w:w="680"/>
+        <w:gridCol w:w="1388"/>
       </w:tblGrid>
       <w:tr>
         <w:trPr>
@@ -151,6 +151,14 @@
                 <w:color w:val="000000" w:themeColor="text1"/>
               </w:rPr>
             </w:pPr>
+            <w:r>
+              <w:rPr>
+                <w:rFonts w:ascii="Segoe UI" w:hAnsi="Segoe UI" w:cs="Segoe UI"/>
+                <w:szCs w:val="21"/>
+                <w:shd w:val="clear" w:color="auto" w:fill="FAFAFA"/>
+              </w:rPr>
+              <w:t>2026015123</w:t>
+            </w:r>
           </w:p>
         </w:tc>
         <w:tc>
@@ -230,6 +238,13 @@
                 <w:color w:val="000000" w:themeColor="text1"/>
               </w:rPr>
             </w:pPr>
+            <w:r>
+              <w:rPr>
+                <w:rFonts w:ascii="仿宋" w:eastAsia="仿宋" w:hAnsi="仿宋" w:hint="eastAsia"/>
+                <w:color w:val="000000" w:themeColor="text1"/>
+              </w:rPr>
+              <w:t>物联网应用</w:t>
+            </w:r>
           </w:p>
         </w:tc>
         <w:tc>
@@ -267,6 +282,13 @@
                 <w:color w:val="000000" w:themeColor="text1"/>
               </w:rPr>
             </w:pPr>
+            <w:r>
+              <w:rPr>
+                <w:rFonts w:ascii="仿宋" w:eastAsia="仿宋" w:hAnsi="仿宋" w:hint="eastAsia"/>
+                <w:color w:val="000000" w:themeColor="text1"/>
+              </w:rPr>
+              <w:t>数字生活</w:t>
+            </w:r>
           </w:p>
         </w:tc>
       </w:tr>
@@ -746,7 +768,7 @@
                 <w:rFonts w:ascii="仿宋" w:eastAsia="仿宋" w:hAnsi="仿宋" w:hint="eastAsia"/>
                 <w:color w:val="000000" w:themeColor="text1"/>
               </w:rPr>
-              <w:t>姓名1</w:t>
+              <w:t>奚光磊</w:t>
             </w:r>
           </w:p>
         </w:tc>
@@ -769,7 +791,7 @@
                 <w:rFonts w:ascii="仿宋" w:eastAsia="仿宋" w:hAnsi="仿宋" w:hint="eastAsia"/>
                 <w:color w:val="000000" w:themeColor="text1"/>
               </w:rPr>
-              <w:t>姓名2</w:t>
+              <w:t>王大智</w:t>
             </w:r>
           </w:p>
         </w:tc>
@@ -792,7 +814,7 @@
                 <w:rFonts w:ascii="仿宋" w:eastAsia="仿宋" w:hAnsi="仿宋" w:hint="eastAsia"/>
                 <w:color w:val="000000" w:themeColor="text1"/>
               </w:rPr>
-              <w:t>姓名3</w:t>
+              <w:t>王妍睿</w:t>
             </w:r>
           </w:p>
         </w:tc>
@@ -815,7 +837,7 @@
                 <w:rFonts w:ascii="仿宋" w:eastAsia="仿宋" w:hAnsi="仿宋" w:hint="eastAsia"/>
                 <w:color w:val="000000" w:themeColor="text1"/>
               </w:rPr>
-              <w:t>姓名4</w:t>
+              <w:t>王凯杰</w:t>
             </w:r>
           </w:p>
         </w:tc>
@@ -889,7 +911,7 @@
                 <w:rFonts w:ascii="仿宋" w:eastAsia="仿宋" w:hAnsi="仿宋" w:hint="eastAsia"/>
                 <w:color w:val="000000" w:themeColor="text1"/>
               </w:rPr>
-              <w:t>%</w:t>
+              <w:t>50%</w:t>
             </w:r>
           </w:p>
         </w:tc>
@@ -913,7 +935,7 @@
                 <w:rFonts w:ascii="仿宋" w:eastAsia="仿宋" w:hAnsi="仿宋" w:hint="eastAsia"/>
                 <w:color w:val="000000" w:themeColor="text1"/>
               </w:rPr>
-              <w:t>%</w:t>
+              <w:t>50%</w:t>
             </w:r>
           </w:p>
         </w:tc>
@@ -937,6 +959,13 @@
                 <w:rFonts w:ascii="仿宋" w:eastAsia="仿宋" w:hAnsi="仿宋" w:hint="eastAsia"/>
                 <w:color w:val="000000" w:themeColor="text1"/>
               </w:rPr>
+              <w:t>0</w:t>
+            </w:r>
+            <w:r>
+              <w:rPr>
+                <w:rFonts w:ascii="仿宋" w:eastAsia="仿宋" w:hAnsi="仿宋" w:hint="eastAsia"/>
+                <w:color w:val="000000" w:themeColor="text1"/>
+              </w:rPr>
               <w:t>%</w:t>
             </w:r>
           </w:p>
@@ -956,6 +985,13 @@
                 <w:color w:val="000000" w:themeColor="text1"/>
               </w:rPr>
             </w:pPr>
+            <w:r>
+              <w:rPr>
+                <w:rFonts w:ascii="仿宋" w:eastAsia="仿宋" w:hAnsi="仿宋" w:hint="eastAsia"/>
+                <w:color w:val="000000" w:themeColor="text1"/>
+              </w:rPr>
+              <w:t>0</w:t>
+            </w:r>
             <w:r>
               <w:rPr>
                 <w:rFonts w:ascii="仿宋" w:eastAsia="仿宋" w:hAnsi="仿宋" w:hint="eastAsia"/>
@@ -1036,6 +1072,13 @@
                 <w:rFonts w:ascii="仿宋" w:eastAsia="仿宋" w:hAnsi="仿宋" w:hint="eastAsia"/>
                 <w:color w:val="000000" w:themeColor="text1"/>
               </w:rPr>
+              <w:t>30</w:t>
+            </w:r>
+            <w:r>
+              <w:rPr>
+                <w:rFonts w:ascii="仿宋" w:eastAsia="仿宋" w:hAnsi="仿宋" w:hint="eastAsia"/>
+                <w:color w:val="000000" w:themeColor="text1"/>
+              </w:rPr>
               <w:t>%</w:t>
             </w:r>
           </w:p>
@@ -1060,6 +1103,13 @@
                 <w:rFonts w:ascii="仿宋" w:eastAsia="仿宋" w:hAnsi="仿宋" w:hint="eastAsia"/>
                 <w:color w:val="000000" w:themeColor="text1"/>
               </w:rPr>
+              <w:t>30</w:t>
+            </w:r>
+            <w:r>
+              <w:rPr>
+                <w:rFonts w:ascii="仿宋" w:eastAsia="仿宋" w:hAnsi="仿宋" w:hint="eastAsia"/>
+                <w:color w:val="000000" w:themeColor="text1"/>
+              </w:rPr>
               <w:t>%</w:t>
             </w:r>
           </w:p>
@@ -1084,6 +1134,13 @@
                 <w:rFonts w:ascii="仿宋" w:eastAsia="仿宋" w:hAnsi="仿宋" w:hint="eastAsia"/>
                 <w:color w:val="000000" w:themeColor="text1"/>
               </w:rPr>
+              <w:t>20</w:t>
+            </w:r>
+            <w:r>
+              <w:rPr>
+                <w:rFonts w:ascii="仿宋" w:eastAsia="仿宋" w:hAnsi="仿宋" w:hint="eastAsia"/>
+                <w:color w:val="000000" w:themeColor="text1"/>
+              </w:rPr>
               <w:t>%</w:t>
             </w:r>
           </w:p>
@@ -1103,6 +1160,13 @@
                 <w:color w:val="000000" w:themeColor="text1"/>
               </w:rPr>
             </w:pPr>
+            <w:r>
+              <w:rPr>
+                <w:rFonts w:ascii="仿宋" w:eastAsia="仿宋" w:hAnsi="仿宋" w:hint="eastAsia"/>
+                <w:color w:val="000000" w:themeColor="text1"/>
+              </w:rPr>
+              <w:t>20</w:t>
+            </w:r>
             <w:r>
               <w:rPr>
                 <w:rFonts w:ascii="仿宋" w:eastAsia="仿宋" w:hAnsi="仿宋" w:hint="eastAsia"/>
@@ -1183,6 +1247,13 @@
                 <w:rFonts w:ascii="仿宋" w:eastAsia="仿宋" w:hAnsi="仿宋" w:hint="eastAsia"/>
                 <w:color w:val="000000" w:themeColor="text1"/>
               </w:rPr>
+              <w:t>10</w:t>
+            </w:r>
+            <w:r>
+              <w:rPr>
+                <w:rFonts w:ascii="仿宋" w:eastAsia="仿宋" w:hAnsi="仿宋" w:hint="eastAsia"/>
+                <w:color w:val="000000" w:themeColor="text1"/>
+              </w:rPr>
               <w:t>%</w:t>
             </w:r>
           </w:p>
@@ -1207,6 +1278,13 @@
                 <w:rFonts w:ascii="仿宋" w:eastAsia="仿宋" w:hAnsi="仿宋" w:hint="eastAsia"/>
                 <w:color w:val="000000" w:themeColor="text1"/>
               </w:rPr>
+              <w:t>10</w:t>
+            </w:r>
+            <w:r>
+              <w:rPr>
+                <w:rFonts w:ascii="仿宋" w:eastAsia="仿宋" w:hAnsi="仿宋" w:hint="eastAsia"/>
+                <w:color w:val="000000" w:themeColor="text1"/>
+              </w:rPr>
               <w:t>%</w:t>
             </w:r>
           </w:p>
@@ -1231,6 +1309,13 @@
                 <w:rFonts w:ascii="仿宋" w:eastAsia="仿宋" w:hAnsi="仿宋" w:hint="eastAsia"/>
                 <w:color w:val="000000" w:themeColor="text1"/>
               </w:rPr>
+              <w:t>50</w:t>
+            </w:r>
+            <w:r>
+              <w:rPr>
+                <w:rFonts w:ascii="仿宋" w:eastAsia="仿宋" w:hAnsi="仿宋" w:hint="eastAsia"/>
+                <w:color w:val="000000" w:themeColor="text1"/>
+              </w:rPr>
               <w:t>%</w:t>
             </w:r>
           </w:p>
@@ -1250,6 +1335,13 @@
                 <w:color w:val="000000" w:themeColor="text1"/>
               </w:rPr>
             </w:pPr>
+            <w:r>
+              <w:rPr>
+                <w:rFonts w:ascii="仿宋" w:eastAsia="仿宋" w:hAnsi="仿宋" w:hint="eastAsia"/>
+                <w:color w:val="000000" w:themeColor="text1"/>
+              </w:rPr>
+              <w:t>30</w:t>
+            </w:r>
             <w:r>
               <w:rPr>
                 <w:rFonts w:ascii="仿宋" w:eastAsia="仿宋" w:hAnsi="仿宋" w:hint="eastAsia"/>
@@ -1330,6 +1422,13 @@
                 <w:rFonts w:ascii="仿宋" w:eastAsia="仿宋" w:hAnsi="仿宋" w:hint="eastAsia"/>
                 <w:color w:val="000000" w:themeColor="text1"/>
               </w:rPr>
+              <w:t>30</w:t>
+            </w:r>
+            <w:r>
+              <w:rPr>
+                <w:rFonts w:ascii="仿宋" w:eastAsia="仿宋" w:hAnsi="仿宋" w:hint="eastAsia"/>
+                <w:color w:val="000000" w:themeColor="text1"/>
+              </w:rPr>
               <w:t>%</w:t>
             </w:r>
           </w:p>
@@ -1354,6 +1453,13 @@
                 <w:rFonts w:ascii="仿宋" w:eastAsia="仿宋" w:hAnsi="仿宋" w:hint="eastAsia"/>
                 <w:color w:val="000000" w:themeColor="text1"/>
               </w:rPr>
+              <w:t>30</w:t>
+            </w:r>
+            <w:r>
+              <w:rPr>
+                <w:rFonts w:ascii="仿宋" w:eastAsia="仿宋" w:hAnsi="仿宋" w:hint="eastAsia"/>
+                <w:color w:val="000000" w:themeColor="text1"/>
+              </w:rPr>
               <w:t>%</w:t>
             </w:r>
           </w:p>
@@ -1378,6 +1484,13 @@
                 <w:rFonts w:ascii="仿宋" w:eastAsia="仿宋" w:hAnsi="仿宋" w:hint="eastAsia"/>
                 <w:color w:val="000000" w:themeColor="text1"/>
               </w:rPr>
+              <w:t>20</w:t>
+            </w:r>
+            <w:r>
+              <w:rPr>
+                <w:rFonts w:ascii="仿宋" w:eastAsia="仿宋" w:hAnsi="仿宋" w:hint="eastAsia"/>
+                <w:color w:val="000000" w:themeColor="text1"/>
+              </w:rPr>
               <w:t>%</w:t>
             </w:r>
           </w:p>
@@ -1397,6 +1510,13 @@
                 <w:color w:val="000000" w:themeColor="text1"/>
               </w:rPr>
             </w:pPr>
+            <w:r>
+              <w:rPr>
+                <w:rFonts w:ascii="仿宋" w:eastAsia="仿宋" w:hAnsi="仿宋" w:hint="eastAsia"/>
+                <w:color w:val="000000" w:themeColor="text1"/>
+              </w:rPr>
+              <w:t>20</w:t>
+            </w:r>
             <w:r>
               <w:rPr>
                 <w:rFonts w:ascii="仿宋" w:eastAsia="仿宋" w:hAnsi="仿宋" w:hint="eastAsia"/>
@@ -1477,6 +1597,13 @@
                 <w:rFonts w:ascii="仿宋" w:eastAsia="仿宋" w:hAnsi="仿宋" w:hint="eastAsia"/>
                 <w:color w:val="000000" w:themeColor="text1"/>
               </w:rPr>
+              <w:t>25</w:t>
+            </w:r>
+            <w:r>
+              <w:rPr>
+                <w:rFonts w:ascii="仿宋" w:eastAsia="仿宋" w:hAnsi="仿宋" w:hint="eastAsia"/>
+                <w:color w:val="000000" w:themeColor="text1"/>
+              </w:rPr>
               <w:t>%</w:t>
             </w:r>
           </w:p>
@@ -1501,6 +1628,13 @@
                 <w:rFonts w:ascii="仿宋" w:eastAsia="仿宋" w:hAnsi="仿宋" w:hint="eastAsia"/>
                 <w:color w:val="000000" w:themeColor="text1"/>
               </w:rPr>
+              <w:t>25</w:t>
+            </w:r>
+            <w:r>
+              <w:rPr>
+                <w:rFonts w:ascii="仿宋" w:eastAsia="仿宋" w:hAnsi="仿宋" w:hint="eastAsia"/>
+                <w:color w:val="000000" w:themeColor="text1"/>
+              </w:rPr>
               <w:t>%</w:t>
             </w:r>
           </w:p>
@@ -1525,6 +1659,13 @@
                 <w:rFonts w:ascii="仿宋" w:eastAsia="仿宋" w:hAnsi="仿宋" w:hint="eastAsia"/>
                 <w:color w:val="000000" w:themeColor="text1"/>
               </w:rPr>
+              <w:t>25</w:t>
+            </w:r>
+            <w:r>
+              <w:rPr>
+                <w:rFonts w:ascii="仿宋" w:eastAsia="仿宋" w:hAnsi="仿宋" w:hint="eastAsia"/>
+                <w:color w:val="000000" w:themeColor="text1"/>
+              </w:rPr>
               <w:t>%</w:t>
             </w:r>
           </w:p>
@@ -1544,6 +1685,13 @@
                 <w:color w:val="000000" w:themeColor="text1"/>
               </w:rPr>
             </w:pPr>
+            <w:r>
+              <w:rPr>
+                <w:rFonts w:ascii="仿宋" w:eastAsia="仿宋" w:hAnsi="仿宋" w:hint="eastAsia"/>
+                <w:color w:val="000000" w:themeColor="text1"/>
+              </w:rPr>
+              <w:t>25</w:t>
+            </w:r>
             <w:r>
               <w:rPr>
                 <w:rFonts w:ascii="仿宋" w:eastAsia="仿宋" w:hAnsi="仿宋" w:hint="eastAsia"/>
@@ -1625,6 +1773,13 @@
                 <w:rFonts w:ascii="仿宋" w:eastAsia="仿宋" w:hAnsi="仿宋" w:hint="eastAsia"/>
                 <w:color w:val="000000" w:themeColor="text1"/>
               </w:rPr>
+              <w:t>60</w:t>
+            </w:r>
+            <w:r>
+              <w:rPr>
+                <w:rFonts w:ascii="仿宋" w:eastAsia="仿宋" w:hAnsi="仿宋" w:hint="eastAsia"/>
+                <w:color w:val="000000" w:themeColor="text1"/>
+              </w:rPr>
               <w:t>%</w:t>
             </w:r>
           </w:p>
@@ -1649,6 +1804,13 @@
                 <w:rFonts w:ascii="仿宋" w:eastAsia="仿宋" w:hAnsi="仿宋" w:hint="eastAsia"/>
                 <w:color w:val="000000" w:themeColor="text1"/>
               </w:rPr>
+              <w:t>40</w:t>
+            </w:r>
+            <w:r>
+              <w:rPr>
+                <w:rFonts w:ascii="仿宋" w:eastAsia="仿宋" w:hAnsi="仿宋" w:hint="eastAsia"/>
+                <w:color w:val="000000" w:themeColor="text1"/>
+              </w:rPr>
               <w:t>%</w:t>
             </w:r>
           </w:p>
@@ -1673,6 +1835,13 @@
                 <w:rFonts w:ascii="仿宋" w:eastAsia="仿宋" w:hAnsi="仿宋" w:hint="eastAsia"/>
                 <w:color w:val="000000" w:themeColor="text1"/>
               </w:rPr>
+              <w:t>0</w:t>
+            </w:r>
+            <w:r>
+              <w:rPr>
+                <w:rFonts w:ascii="仿宋" w:eastAsia="仿宋" w:hAnsi="仿宋" w:hint="eastAsia"/>
+                <w:color w:val="000000" w:themeColor="text1"/>
+              </w:rPr>
               <w:t>%</w:t>
             </w:r>
           </w:p>
@@ -1692,6 +1861,13 @@
                 <w:color w:val="000000" w:themeColor="text1"/>
               </w:rPr>
             </w:pPr>
+            <w:r>
+              <w:rPr>
+                <w:rFonts w:ascii="仿宋" w:eastAsia="仿宋" w:hAnsi="仿宋" w:hint="eastAsia"/>
+                <w:color w:val="000000" w:themeColor="text1"/>
+              </w:rPr>
+              <w:t>0</w:t>
+            </w:r>
             <w:r>
               <w:rPr>
                 <w:rFonts w:ascii="仿宋" w:eastAsia="仿宋" w:hAnsi="仿宋" w:hint="eastAsia"/>
@@ -1778,6 +1954,13 @@
                 <w:rFonts w:ascii="仿宋" w:eastAsia="仿宋" w:hAnsi="仿宋" w:hint="eastAsia"/>
                 <w:color w:val="000000" w:themeColor="text1"/>
               </w:rPr>
+              <w:t>10</w:t>
+            </w:r>
+            <w:r>
+              <w:rPr>
+                <w:rFonts w:ascii="仿宋" w:eastAsia="仿宋" w:hAnsi="仿宋" w:hint="eastAsia"/>
+                <w:color w:val="000000" w:themeColor="text1"/>
+              </w:rPr>
               <w:t>%</w:t>
             </w:r>
           </w:p>
@@ -1805,6 +1988,13 @@
                 <w:rFonts w:ascii="仿宋" w:eastAsia="仿宋" w:hAnsi="仿宋" w:hint="eastAsia"/>
                 <w:color w:val="000000" w:themeColor="text1"/>
               </w:rPr>
+              <w:t>10</w:t>
+            </w:r>
+            <w:r>
+              <w:rPr>
+                <w:rFonts w:ascii="仿宋" w:eastAsia="仿宋" w:hAnsi="仿宋" w:hint="eastAsia"/>
+                <w:color w:val="000000" w:themeColor="text1"/>
+              </w:rPr>
               <w:t>%</w:t>
             </w:r>
           </w:p>
@@ -1832,6 +2022,13 @@
                 <w:rFonts w:ascii="仿宋" w:eastAsia="仿宋" w:hAnsi="仿宋" w:hint="eastAsia"/>
                 <w:color w:val="000000" w:themeColor="text1"/>
               </w:rPr>
+              <w:t>70</w:t>
+            </w:r>
+            <w:r>
+              <w:rPr>
+                <w:rFonts w:ascii="仿宋" w:eastAsia="仿宋" w:hAnsi="仿宋" w:hint="eastAsia"/>
+                <w:color w:val="000000" w:themeColor="text1"/>
+              </w:rPr>
               <w:t>%</w:t>
             </w:r>
           </w:p>
@@ -1851,6 +2048,13 @@
                 <w:color w:val="000000" w:themeColor="text1"/>
               </w:rPr>
             </w:pPr>
+            <w:r>
+              <w:rPr>
+                <w:rFonts w:ascii="仿宋" w:eastAsia="仿宋" w:hAnsi="仿宋" w:hint="eastAsia"/>
+                <w:color w:val="000000" w:themeColor="text1"/>
+              </w:rPr>
+              <w:t>10</w:t>
+            </w:r>
             <w:r>
               <w:rPr>
                 <w:rFonts w:ascii="仿宋" w:eastAsia="仿宋" w:hAnsi="仿宋" w:hint="eastAsia"/>
@@ -2055,7 +2259,15 @@
                 <w:smallCaps/>
                 <w:color w:val="000000" w:themeColor="text1"/>
               </w:rPr>
-              <w:t xml:space="preserve">□作品创意 □理论指导 □技术方案 □实验场地 □硬件资源 </w:t>
+              <w:t>□</w:t>
+            </w:r>
+            <w:r>
+              <w:rPr>
+                <w:rFonts w:ascii="仿宋" w:eastAsia="仿宋" w:hAnsi="仿宋" w:hint="eastAsia"/>
+                <w:smallCaps/>
+                <w:color w:val="000000" w:themeColor="text1"/>
+              </w:rPr>
+              <w:t xml:space="preserve">作品创意 □理论指导 □技术方案 □实验场地 □硬件资源 </w:t>
             </w:r>
           </w:p>
           <w:p>
@@ -2232,7 +2444,25 @@
                 <w:color w:val="000000" w:themeColor="text1"/>
                 <w:u w:val="single"/>
               </w:rPr>
-              <w:t xml:space="preserve">          </w:t>
+              <w:t xml:space="preserve"> </w:t>
+            </w:r>
+            <w:r>
+              <w:rPr>
+                <w:rFonts w:ascii="仿宋" w:eastAsia="仿宋" w:hAnsi="仿宋" w:hint="eastAsia"/>
+                <w:smallCaps/>
+                <w:color w:val="000000" w:themeColor="text1"/>
+                <w:u w:val="single"/>
+              </w:rPr>
+              <w:t>windows+linux</w:t>
+            </w:r>
+            <w:r>
+              <w:rPr>
+                <w:rFonts w:ascii="仿宋" w:eastAsia="仿宋" w:hAnsi="仿宋"/>
+                <w:smallCaps/>
+                <w:color w:val="000000" w:themeColor="text1"/>
+                <w:u w:val="single"/>
+              </w:rPr>
+              <w:t xml:space="preserve">         </w:t>
             </w:r>
             <w:r>
               <w:rPr>
@@ -2398,7 +2628,25 @@
                 <w:color w:val="000000" w:themeColor="text1"/>
                 <w:u w:val="single"/>
               </w:rPr>
-              <w:t xml:space="preserve">         </w:t>
+              <w:t xml:space="preserve"> </w:t>
+            </w:r>
+            <w:r>
+              <w:rPr>
+                <w:rFonts w:ascii="仿宋" w:eastAsia="仿宋" w:hAnsi="仿宋" w:hint="eastAsia"/>
+                <w:smallCaps/>
+                <w:color w:val="000000" w:themeColor="text1"/>
+                <w:u w:val="single"/>
+              </w:rPr>
+              <w:t>Windows+Linux</w:t>
+            </w:r>
+            <w:r>
+              <w:rPr>
+                <w:rFonts w:ascii="仿宋" w:eastAsia="仿宋" w:hAnsi="仿宋"/>
+                <w:smallCaps/>
+                <w:color w:val="000000" w:themeColor="text1"/>
+                <w:u w:val="single"/>
+              </w:rPr>
+              <w:t xml:space="preserve">        </w:t>
             </w:r>
             <w:r>
               <w:rPr>
@@ -2462,6 +2710,14 @@
                 <w:color w:val="000000" w:themeColor="text1"/>
               </w:rPr>
             </w:pPr>
+            <w:r>
+              <w:rPr>
+                <w:rFonts w:ascii="仿宋" w:eastAsia="仿宋" w:hAnsi="仿宋" w:hint="eastAsia"/>
+                <w:smallCaps/>
+                <w:color w:val="000000" w:themeColor="text1"/>
+              </w:rPr>
+              <w:t>vscode,keil,wps,python,C++</w:t>
+            </w:r>
           </w:p>
         </w:tc>
       </w:tr>
